--- a/NLP_Notes_End_to_End.docx
+++ b/NLP_Notes_End_to_End.docx
@@ -1,6 +1,6 @@
 
 <file path=word/document.xml><?xml version="1.0" encoding="utf-8"?>
-<w:document xmlns:wpc="http://schemas.microsoft.com/office/word/2010/wordprocessingCanvas" xmlns:cx="http://schemas.microsoft.com/office/drawing/2014/chartex" xmlns:cx1="http://schemas.microsoft.com/office/drawing/2015/9/8/chartex" xmlns:cx2="http://schemas.microsoft.com/office/drawing/2015/10/21/chartex" xmlns:cx3="http://schemas.microsoft.com/office/drawing/2016/5/9/chartex" xmlns:cx4="http://schemas.microsoft.com/office/drawing/2016/5/10/chartex" xmlns:cx5="http://schemas.microsoft.com/office/drawing/2016/5/11/chartex" xmlns:cx6="http://schemas.microsoft.com/office/drawing/2016/5/12/chartex" xmlns:cx7="http://schemas.microsoft.com/office/drawing/2016/5/13/chartex" xmlns:cx8="http://schemas.microsoft.com/office/drawing/2016/5/14/chartex" xmlns:mc="http://schemas.openxmlformats.org/markup-compatibility/2006" xmlns:aink="http://schemas.microsoft.com/office/drawing/2016/ink" xmlns:am3d="http://schemas.microsoft.com/office/drawing/2017/model3d" xmlns:o="urn:schemas-microsoft-com:office:office" xmlns:oel="http://schemas.microsoft.com/office/2019/extlst" xmlns:r="http://schemas.openxmlformats.org/officeDocument/2006/relationships" xmlns:m="http://schemas.openxmlformats.org/officeDocument/2006/math" xmlns:v="urn:schemas-microsoft-com:vml" xmlns:wp14="http://schemas.microsoft.com/office/word/2010/wordprocessingDrawing" xmlns:wp="http://schemas.openxmlformats.org/drawingml/2006/wordprocessingDrawing" xmlns:w10="urn:schemas-microsoft-com:office:word" xmlns:w="http://schemas.openxmlformats.org/wordprocessingml/2006/main" xmlns:w14="http://schemas.microsoft.com/office/word/2010/wordml" xmlns:w15="http://schemas.microsoft.com/office/word/2012/wordml" xmlns:w16cex="http://schemas.microsoft.com/office/word/2018/wordml/cex" xmlns:w16cid="http://schemas.microsoft.com/office/word/2016/wordml/cid" xmlns:w16="http://schemas.microsoft.com/office/word/2018/wordml" xmlns:w16sdtdh="http://schemas.microsoft.com/office/word/2020/wordml/sdtdatahash" xmlns:w16se="http://schemas.microsoft.com/office/word/2015/wordml/symex" xmlns:wpg="http://schemas.microsoft.com/office/word/2010/wordprocessingGroup" xmlns:wpi="http://schemas.microsoft.com/office/word/2010/wordprocessingInk" xmlns:wne="http://schemas.microsoft.com/office/word/2006/wordml" xmlns:wps="http://schemas.microsoft.com/office/word/2010/wordprocessingShape" mc:Ignorable="w14 w15 w16se w16cid w16 w16cex w16sdtdh wp14">
+<w:document xmlns:wpc="http://schemas.microsoft.com/office/word/2010/wordprocessingCanvas" xmlns:cx="http://schemas.microsoft.com/office/drawing/2014/chartex" xmlns:cx1="http://schemas.microsoft.com/office/drawing/2015/9/8/chartex" xmlns:cx2="http://schemas.microsoft.com/office/drawing/2015/10/21/chartex" xmlns:cx3="http://schemas.microsoft.com/office/drawing/2016/5/9/chartex" xmlns:cx4="http://schemas.microsoft.com/office/drawing/2016/5/10/chartex" xmlns:cx5="http://schemas.microsoft.com/office/drawing/2016/5/11/chartex" xmlns:cx6="http://schemas.microsoft.com/office/drawing/2016/5/12/chartex" xmlns:cx7="http://schemas.microsoft.com/office/drawing/2016/5/13/chartex" xmlns:cx8="http://schemas.microsoft.com/office/drawing/2016/5/14/chartex" xmlns:mc="http://schemas.openxmlformats.org/markup-compatibility/2006" xmlns:aink="http://schemas.microsoft.com/office/drawing/2016/ink" xmlns:am3d="http://schemas.microsoft.com/office/drawing/2017/model3d" xmlns:o="urn:schemas-microsoft-com:office:office" xmlns:oel="http://schemas.microsoft.com/office/2019/extlst" xmlns:r="http://schemas.openxmlformats.org/officeDocument/2006/relationships" xmlns:m="http://schemas.openxmlformats.org/officeDocument/2006/math" xmlns:v="urn:schemas-microsoft-com:vml" xmlns:wp14="http://schemas.microsoft.com/office/word/2010/wordprocessingDrawing" xmlns:wp="http://schemas.openxmlformats.org/drawingml/2006/wordprocessingDrawing" xmlns:w10="urn:schemas-microsoft-com:office:word" xmlns:w="http://schemas.openxmlformats.org/wordprocessingml/2006/main" xmlns:w14="http://schemas.microsoft.com/office/word/2010/wordml" xmlns:w15="http://schemas.microsoft.com/office/word/2012/wordml" xmlns:w16cex="http://schemas.microsoft.com/office/word/2018/wordml/cex" xmlns:w16cid="http://schemas.microsoft.com/office/word/2016/wordml/cid" xmlns:w16="http://schemas.microsoft.com/office/word/2018/wordml" xmlns:w16du="http://schemas.microsoft.com/office/word/2023/wordml/word16du" xmlns:w16sdtdh="http://schemas.microsoft.com/office/word/2020/wordml/sdtdatahash" xmlns:w16sdtfl="http://schemas.microsoft.com/office/word/2024/wordml/sdtformatlock" xmlns:w16se="http://schemas.microsoft.com/office/word/2015/wordml/symex" xmlns:wpg="http://schemas.microsoft.com/office/word/2010/wordprocessingGroup" xmlns:wpi="http://schemas.microsoft.com/office/word/2010/wordprocessingInk" xmlns:wne="http://schemas.microsoft.com/office/word/2006/wordml" xmlns:wps="http://schemas.microsoft.com/office/word/2010/wordprocessingShape" mc:Ignorable="w14 w15 w16se w16cid w16 w16cex w16sdtdh w16sdtfl w16du wp14">
   <w:body>
     <w:p>
       <w:pPr>
@@ -239,12 +239,6 @@
         <w:gridCol w:w="2360"/>
       </w:tblGrid>
       <w:tr>
-        <w:tblPrEx>
-          <w:tblCellMar>
-            <w:top w:w="0" w:type="dxa"/>
-            <w:bottom w:w="0" w:type="dxa"/>
-          </w:tblCellMar>
-        </w:tblPrEx>
         <w:tc>
           <w:tcPr>
             <w:tcW w:w="2500" w:type="dxa"/>
@@ -337,12 +331,6 @@
         </w:tc>
       </w:tr>
       <w:tr>
-        <w:tblPrEx>
-          <w:tblCellMar>
-            <w:top w:w="0" w:type="dxa"/>
-            <w:bottom w:w="0" w:type="dxa"/>
-          </w:tblCellMar>
-        </w:tblPrEx>
         <w:tc>
           <w:tcPr>
             <w:tcW w:w="2500" w:type="dxa"/>
@@ -426,12 +414,6 @@
         </w:tc>
       </w:tr>
       <w:tr>
-        <w:tblPrEx>
-          <w:tblCellMar>
-            <w:top w:w="0" w:type="dxa"/>
-            <w:bottom w:w="0" w:type="dxa"/>
-          </w:tblCellMar>
-        </w:tblPrEx>
         <w:tc>
           <w:tcPr>
             <w:tcW w:w="2500" w:type="dxa"/>
@@ -515,12 +497,6 @@
         </w:tc>
       </w:tr>
       <w:tr>
-        <w:tblPrEx>
-          <w:tblCellMar>
-            <w:top w:w="0" w:type="dxa"/>
-            <w:bottom w:w="0" w:type="dxa"/>
-          </w:tblCellMar>
-        </w:tblPrEx>
         <w:tc>
           <w:tcPr>
             <w:tcW w:w="2500" w:type="dxa"/>
@@ -604,12 +580,6 @@
         </w:tc>
       </w:tr>
       <w:tr>
-        <w:tblPrEx>
-          <w:tblCellMar>
-            <w:top w:w="0" w:type="dxa"/>
-            <w:bottom w:w="0" w:type="dxa"/>
-          </w:tblCellMar>
-        </w:tblPrEx>
         <w:tc>
           <w:tcPr>
             <w:tcW w:w="2500" w:type="dxa"/>
@@ -693,12 +663,6 @@
         </w:tc>
       </w:tr>
       <w:tr>
-        <w:tblPrEx>
-          <w:tblCellMar>
-            <w:top w:w="0" w:type="dxa"/>
-            <w:bottom w:w="0" w:type="dxa"/>
-          </w:tblCellMar>
-        </w:tblPrEx>
         <w:tc>
           <w:tcPr>
             <w:tcW w:w="2500" w:type="dxa"/>
@@ -1075,12 +1039,6 @@
         <w:gridCol w:w="3430"/>
       </w:tblGrid>
       <w:tr>
-        <w:tblPrEx>
-          <w:tblCellMar>
-            <w:top w:w="0" w:type="dxa"/>
-            <w:bottom w:w="0" w:type="dxa"/>
-          </w:tblCellMar>
-        </w:tblPrEx>
         <w:tc>
           <w:tcPr>
             <w:tcW w:w="2500" w:type="dxa"/>
@@ -1173,12 +1131,6 @@
         </w:tc>
       </w:tr>
       <w:tr>
-        <w:tblPrEx>
-          <w:tblCellMar>
-            <w:top w:w="0" w:type="dxa"/>
-            <w:bottom w:w="0" w:type="dxa"/>
-          </w:tblCellMar>
-        </w:tblPrEx>
         <w:tc>
           <w:tcPr>
             <w:tcW w:w="2500" w:type="dxa"/>
@@ -1262,12 +1214,6 @@
         </w:tc>
       </w:tr>
       <w:tr>
-        <w:tblPrEx>
-          <w:tblCellMar>
-            <w:top w:w="0" w:type="dxa"/>
-            <w:bottom w:w="0" w:type="dxa"/>
-          </w:tblCellMar>
-        </w:tblPrEx>
         <w:tc>
           <w:tcPr>
             <w:tcW w:w="2500" w:type="dxa"/>
@@ -1351,12 +1297,6 @@
         </w:tc>
       </w:tr>
       <w:tr>
-        <w:tblPrEx>
-          <w:tblCellMar>
-            <w:top w:w="0" w:type="dxa"/>
-            <w:bottom w:w="0" w:type="dxa"/>
-          </w:tblCellMar>
-        </w:tblPrEx>
         <w:tc>
           <w:tcPr>
             <w:tcW w:w="2500" w:type="dxa"/>
@@ -1440,12 +1380,6 @@
         </w:tc>
       </w:tr>
       <w:tr>
-        <w:tblPrEx>
-          <w:tblCellMar>
-            <w:top w:w="0" w:type="dxa"/>
-            <w:bottom w:w="0" w:type="dxa"/>
-          </w:tblCellMar>
-        </w:tblPrEx>
         <w:tc>
           <w:tcPr>
             <w:tcW w:w="2500" w:type="dxa"/>
@@ -1545,12 +1479,6 @@
         </w:tc>
       </w:tr>
       <w:tr>
-        <w:tblPrEx>
-          <w:tblCellMar>
-            <w:top w:w="0" w:type="dxa"/>
-            <w:bottom w:w="0" w:type="dxa"/>
-          </w:tblCellMar>
-        </w:tblPrEx>
         <w:tc>
           <w:tcPr>
             <w:tcW w:w="2500" w:type="dxa"/>
@@ -1885,7 +1813,13 @@
         <w:pStyle w:val="Heading2"/>
       </w:pPr>
       <w:r>
-        <w:t>3.2 TF-IDF (Term Frequency - Inverse Document Frequency)</w:t>
+        <w:t>3.</w:t>
+      </w:r>
+      <w:r>
+        <w:t>2</w:t>
+      </w:r>
+      <w:r>
+        <w:t xml:space="preserve"> (Term Frequency - Inverse Document Frequency)</w:t>
       </w:r>
     </w:p>
     <w:p>
@@ -1974,7 +1908,23 @@
           <w:rFonts w:ascii="Courier New" w:eastAsia="Courier New" w:hAnsi="Courier New" w:cs="Courier New"/>
           <w:color w:val="7030A0"/>
         </w:rPr>
-        <w:t>t, d) = TF(t, d) x IDF(t)</w:t>
+        <w:t xml:space="preserve">t, d) = </w:t>
+      </w:r>
+      <w:proofErr w:type="gramStart"/>
+      <w:r>
+        <w:rPr>
+          <w:rFonts w:ascii="Courier New" w:eastAsia="Courier New" w:hAnsi="Courier New" w:cs="Courier New"/>
+          <w:color w:val="7030A0"/>
+        </w:rPr>
+        <w:t>TF(</w:t>
+      </w:r>
+      <w:proofErr w:type="gramEnd"/>
+      <w:r>
+        <w:rPr>
+          <w:rFonts w:ascii="Courier New" w:eastAsia="Courier New" w:hAnsi="Courier New" w:cs="Courier New"/>
+          <w:color w:val="7030A0"/>
+        </w:rPr>
+        <w:t>t, d) x IDF(t)</w:t>
       </w:r>
     </w:p>
     <w:p>
@@ -2346,6 +2296,7 @@
         <w:t xml:space="preserve"> - log </w:t>
       </w:r>
       <w:proofErr w:type="spellStart"/>
+      <w:proofErr w:type="gramStart"/>
       <w:r>
         <w:rPr>
           <w:rFonts w:ascii="Courier New" w:eastAsia="Courier New" w:hAnsi="Courier New" w:cs="Courier New"/>
@@ -2361,6 +2312,7 @@
         </w:rPr>
         <w:t>)^2 ]</w:t>
       </w:r>
+      <w:proofErr w:type="gramEnd"/>
     </w:p>
     <w:p>
       <w:pPr>
@@ -2619,12 +2571,6 @@
         <w:gridCol w:w="3680"/>
       </w:tblGrid>
       <w:tr>
-        <w:tblPrEx>
-          <w:tblCellMar>
-            <w:top w:w="0" w:type="dxa"/>
-            <w:bottom w:w="0" w:type="dxa"/>
-          </w:tblCellMar>
-        </w:tblPrEx>
         <w:tc>
           <w:tcPr>
             <w:tcW w:w="2000" w:type="dxa"/>
@@ -2717,12 +2663,6 @@
         </w:tc>
       </w:tr>
       <w:tr>
-        <w:tblPrEx>
-          <w:tblCellMar>
-            <w:top w:w="0" w:type="dxa"/>
-            <w:bottom w:w="0" w:type="dxa"/>
-          </w:tblCellMar>
-        </w:tblPrEx>
         <w:tc>
           <w:tcPr>
             <w:tcW w:w="2000" w:type="dxa"/>
@@ -2806,12 +2746,6 @@
         </w:tc>
       </w:tr>
       <w:tr>
-        <w:tblPrEx>
-          <w:tblCellMar>
-            <w:top w:w="0" w:type="dxa"/>
-            <w:bottom w:w="0" w:type="dxa"/>
-          </w:tblCellMar>
-        </w:tblPrEx>
         <w:tc>
           <w:tcPr>
             <w:tcW w:w="2000" w:type="dxa"/>
@@ -2895,12 +2829,6 @@
         </w:tc>
       </w:tr>
       <w:tr>
-        <w:tblPrEx>
-          <w:tblCellMar>
-            <w:top w:w="0" w:type="dxa"/>
-            <w:bottom w:w="0" w:type="dxa"/>
-          </w:tblCellMar>
-        </w:tblPrEx>
         <w:tc>
           <w:tcPr>
             <w:tcW w:w="2000" w:type="dxa"/>
@@ -3414,9 +3342,18 @@
           <w:rFonts w:ascii="Courier New" w:eastAsia="Courier New" w:hAnsi="Courier New" w:cs="Courier New"/>
           <w:color w:val="7030A0"/>
         </w:rPr>
-        <w:t>class | text) proportional to P(class) * Product[P(</w:t>
+        <w:t xml:space="preserve">class | text) proportional to P(class) * </w:t>
+      </w:r>
+      <w:proofErr w:type="gramStart"/>
+      <w:r>
+        <w:rPr>
+          <w:rFonts w:ascii="Courier New" w:eastAsia="Courier New" w:hAnsi="Courier New" w:cs="Courier New"/>
+          <w:color w:val="7030A0"/>
+        </w:rPr>
+        <w:t>Product[P(</w:t>
       </w:r>
       <w:proofErr w:type="spellStart"/>
+      <w:proofErr w:type="gramEnd"/>
       <w:r>
         <w:rPr>
           <w:rFonts w:ascii="Courier New" w:eastAsia="Courier New" w:hAnsi="Courier New" w:cs="Courier New"/>
@@ -4227,6 +4164,7 @@
         <w:t xml:space="preserve">Q, K, V) = </w:t>
       </w:r>
       <w:proofErr w:type="spellStart"/>
+      <w:proofErr w:type="gramStart"/>
       <w:r>
         <w:rPr>
           <w:rFonts w:ascii="Courier New" w:eastAsia="Courier New" w:hAnsi="Courier New" w:cs="Courier New"/>
@@ -4240,7 +4178,15 @@
           <w:rFonts w:ascii="Courier New" w:eastAsia="Courier New" w:hAnsi="Courier New" w:cs="Courier New"/>
           <w:color w:val="7030A0"/>
         </w:rPr>
-        <w:t>(Q * K^T / sqrt(</w:t>
+        <w:t>(</w:t>
+      </w:r>
+      <w:proofErr w:type="gramEnd"/>
+      <w:r>
+        <w:rPr>
+          <w:rFonts w:ascii="Courier New" w:eastAsia="Courier New" w:hAnsi="Courier New" w:cs="Courier New"/>
+          <w:color w:val="7030A0"/>
+        </w:rPr>
+        <w:t>Q * K^T / sqrt(</w:t>
       </w:r>
       <w:proofErr w:type="spellStart"/>
       <w:r>
@@ -4404,7 +4350,23 @@
           <w:rFonts w:ascii="Courier New" w:eastAsia="Courier New" w:hAnsi="Courier New" w:cs="Courier New"/>
           <w:color w:val="7030A0"/>
         </w:rPr>
-        <w:t>X*W_Q * (X*W_K)^T / sqrt(</w:t>
+        <w:t>X*W_Q * (X*W_</w:t>
+      </w:r>
+      <w:proofErr w:type="gramStart"/>
+      <w:r>
+        <w:rPr>
+          <w:rFonts w:ascii="Courier New" w:eastAsia="Courier New" w:hAnsi="Courier New" w:cs="Courier New"/>
+          <w:color w:val="7030A0"/>
+        </w:rPr>
+        <w:t>K)^</w:t>
+      </w:r>
+      <w:proofErr w:type="gramEnd"/>
+      <w:r>
+        <w:rPr>
+          <w:rFonts w:ascii="Courier New" w:eastAsia="Courier New" w:hAnsi="Courier New" w:cs="Courier New"/>
+          <w:color w:val="7030A0"/>
+        </w:rPr>
+        <w:t>T / sqrt(</w:t>
       </w:r>
       <w:proofErr w:type="spellStart"/>
       <w:r>
@@ -4530,7 +4492,23 @@
           <w:rFonts w:ascii="Courier New" w:eastAsia="Courier New" w:hAnsi="Courier New" w:cs="Courier New"/>
           <w:color w:val="7030A0"/>
         </w:rPr>
-        <w:t>(head_1,...,</w:t>
+        <w:t>(head_</w:t>
+      </w:r>
+      <w:proofErr w:type="gramStart"/>
+      <w:r>
+        <w:rPr>
+          <w:rFonts w:ascii="Courier New" w:eastAsia="Courier New" w:hAnsi="Courier New" w:cs="Courier New"/>
+          <w:color w:val="7030A0"/>
+        </w:rPr>
+        <w:t>1,...</w:t>
+      </w:r>
+      <w:proofErr w:type="gramEnd"/>
+      <w:r>
+        <w:rPr>
+          <w:rFonts w:ascii="Courier New" w:eastAsia="Courier New" w:hAnsi="Courier New" w:cs="Courier New"/>
+          <w:color w:val="7030A0"/>
+        </w:rPr>
+        <w:t>,</w:t>
       </w:r>
       <w:proofErr w:type="spellStart"/>
       <w:r>
@@ -4616,7 +4594,23 @@
           <w:rFonts w:ascii="Courier New" w:eastAsia="Courier New" w:hAnsi="Courier New" w:cs="Courier New"/>
           <w:color w:val="7030A0"/>
         </w:rPr>
-        <w:t>pos, 2i)   = sin(pos / 10000^(2i/</w:t>
+        <w:t xml:space="preserve">pos, 2i)   = </w:t>
+      </w:r>
+      <w:proofErr w:type="gramStart"/>
+      <w:r>
+        <w:rPr>
+          <w:rFonts w:ascii="Courier New" w:eastAsia="Courier New" w:hAnsi="Courier New" w:cs="Courier New"/>
+          <w:color w:val="7030A0"/>
+        </w:rPr>
+        <w:t>sin(</w:t>
+      </w:r>
+      <w:proofErr w:type="gramEnd"/>
+      <w:r>
+        <w:rPr>
+          <w:rFonts w:ascii="Courier New" w:eastAsia="Courier New" w:hAnsi="Courier New" w:cs="Courier New"/>
+          <w:color w:val="7030A0"/>
+        </w:rPr>
+        <w:t>pos / 10000^(2i/</w:t>
       </w:r>
       <w:proofErr w:type="spellStart"/>
       <w:r>
@@ -4654,7 +4648,23 @@
           <w:rFonts w:ascii="Courier New" w:eastAsia="Courier New" w:hAnsi="Courier New" w:cs="Courier New"/>
           <w:color w:val="7030A0"/>
         </w:rPr>
-        <w:t>pos, 2i+1) = cos(pos / 10000^(2i/</w:t>
+        <w:t xml:space="preserve">pos, 2i+1) = </w:t>
+      </w:r>
+      <w:proofErr w:type="gramStart"/>
+      <w:r>
+        <w:rPr>
+          <w:rFonts w:ascii="Courier New" w:eastAsia="Courier New" w:hAnsi="Courier New" w:cs="Courier New"/>
+          <w:color w:val="7030A0"/>
+        </w:rPr>
+        <w:t>cos(</w:t>
+      </w:r>
+      <w:proofErr w:type="gramEnd"/>
+      <w:r>
+        <w:rPr>
+          <w:rFonts w:ascii="Courier New" w:eastAsia="Courier New" w:hAnsi="Courier New" w:cs="Courier New"/>
+          <w:color w:val="7030A0"/>
+        </w:rPr>
+        <w:t>pos / 10000^(2i/</w:t>
       </w:r>
       <w:proofErr w:type="spellStart"/>
       <w:r>
@@ -4708,12 +4718,6 @@
         <w:gridCol w:w="5360"/>
       </w:tblGrid>
       <w:tr>
-        <w:tblPrEx>
-          <w:tblCellMar>
-            <w:top w:w="0" w:type="dxa"/>
-            <w:bottom w:w="0" w:type="dxa"/>
-          </w:tblCellMar>
-        </w:tblPrEx>
         <w:tc>
           <w:tcPr>
             <w:tcW w:w="4000" w:type="dxa"/>
@@ -4776,12 +4780,6 @@
         </w:tc>
       </w:tr>
       <w:tr>
-        <w:tblPrEx>
-          <w:tblCellMar>
-            <w:top w:w="0" w:type="dxa"/>
-            <w:bottom w:w="0" w:type="dxa"/>
-          </w:tblCellMar>
-        </w:tblPrEx>
         <w:tc>
           <w:tcPr>
             <w:tcW w:w="4000" w:type="dxa"/>
@@ -4838,12 +4836,6 @@
         </w:tc>
       </w:tr>
       <w:tr>
-        <w:tblPrEx>
-          <w:tblCellMar>
-            <w:top w:w="0" w:type="dxa"/>
-            <w:bottom w:w="0" w:type="dxa"/>
-          </w:tblCellMar>
-        </w:tblPrEx>
         <w:tc>
           <w:tcPr>
             <w:tcW w:w="4000" w:type="dxa"/>
@@ -4900,12 +4892,6 @@
         </w:tc>
       </w:tr>
       <w:tr>
-        <w:tblPrEx>
-          <w:tblCellMar>
-            <w:top w:w="0" w:type="dxa"/>
-            <w:bottom w:w="0" w:type="dxa"/>
-          </w:tblCellMar>
-        </w:tblPrEx>
         <w:tc>
           <w:tcPr>
             <w:tcW w:w="4000" w:type="dxa"/>
@@ -4962,12 +4948,6 @@
         </w:tc>
       </w:tr>
       <w:tr>
-        <w:tblPrEx>
-          <w:tblCellMar>
-            <w:top w:w="0" w:type="dxa"/>
-            <w:bottom w:w="0" w:type="dxa"/>
-          </w:tblCellMar>
-        </w:tblPrEx>
         <w:tc>
           <w:tcPr>
             <w:tcW w:w="4000" w:type="dxa"/>
@@ -5060,12 +5040,6 @@
         <w:gridCol w:w="3430"/>
       </w:tblGrid>
       <w:tr>
-        <w:tblPrEx>
-          <w:tblCellMar>
-            <w:top w:w="0" w:type="dxa"/>
-            <w:bottom w:w="0" w:type="dxa"/>
-          </w:tblCellMar>
-        </w:tblPrEx>
         <w:tc>
           <w:tcPr>
             <w:tcW w:w="2500" w:type="dxa"/>
@@ -5158,12 +5132,6 @@
         </w:tc>
       </w:tr>
       <w:tr>
-        <w:tblPrEx>
-          <w:tblCellMar>
-            <w:top w:w="0" w:type="dxa"/>
-            <w:bottom w:w="0" w:type="dxa"/>
-          </w:tblCellMar>
-        </w:tblPrEx>
         <w:tc>
           <w:tcPr>
             <w:tcW w:w="2500" w:type="dxa"/>
@@ -5247,12 +5215,6 @@
         </w:tc>
       </w:tr>
       <w:tr>
-        <w:tblPrEx>
-          <w:tblCellMar>
-            <w:top w:w="0" w:type="dxa"/>
-            <w:bottom w:w="0" w:type="dxa"/>
-          </w:tblCellMar>
-        </w:tblPrEx>
         <w:tc>
           <w:tcPr>
             <w:tcW w:w="2500" w:type="dxa"/>
@@ -5337,12 +5299,6 @@
         </w:tc>
       </w:tr>
       <w:tr>
-        <w:tblPrEx>
-          <w:tblCellMar>
-            <w:top w:w="0" w:type="dxa"/>
-            <w:bottom w:w="0" w:type="dxa"/>
-          </w:tblCellMar>
-        </w:tblPrEx>
         <w:tc>
           <w:tcPr>
             <w:tcW w:w="2500" w:type="dxa"/>
@@ -5426,12 +5382,6 @@
         </w:tc>
       </w:tr>
       <w:tr>
-        <w:tblPrEx>
-          <w:tblCellMar>
-            <w:top w:w="0" w:type="dxa"/>
-            <w:bottom w:w="0" w:type="dxa"/>
-          </w:tblCellMar>
-        </w:tblPrEx>
         <w:tc>
           <w:tcPr>
             <w:tcW w:w="2500" w:type="dxa"/>
@@ -5694,12 +5644,6 @@
         <w:gridCol w:w="5360"/>
       </w:tblGrid>
       <w:tr>
-        <w:tblPrEx>
-          <w:tblCellMar>
-            <w:top w:w="0" w:type="dxa"/>
-            <w:bottom w:w="0" w:type="dxa"/>
-          </w:tblCellMar>
-        </w:tblPrEx>
         <w:tc>
           <w:tcPr>
             <w:tcW w:w="2000" w:type="dxa"/>
@@ -5792,12 +5736,6 @@
         </w:tc>
       </w:tr>
       <w:tr>
-        <w:tblPrEx>
-          <w:tblCellMar>
-            <w:top w:w="0" w:type="dxa"/>
-            <w:bottom w:w="0" w:type="dxa"/>
-          </w:tblCellMar>
-        </w:tblPrEx>
         <w:tc>
           <w:tcPr>
             <w:tcW w:w="2000" w:type="dxa"/>
@@ -5881,12 +5819,6 @@
         </w:tc>
       </w:tr>
       <w:tr>
-        <w:tblPrEx>
-          <w:tblCellMar>
-            <w:top w:w="0" w:type="dxa"/>
-            <w:bottom w:w="0" w:type="dxa"/>
-          </w:tblCellMar>
-        </w:tblPrEx>
         <w:tc>
           <w:tcPr>
             <w:tcW w:w="2000" w:type="dxa"/>
@@ -5970,12 +5902,6 @@
         </w:tc>
       </w:tr>
       <w:tr>
-        <w:tblPrEx>
-          <w:tblCellMar>
-            <w:top w:w="0" w:type="dxa"/>
-            <w:bottom w:w="0" w:type="dxa"/>
-          </w:tblCellMar>
-        </w:tblPrEx>
         <w:tc>
           <w:tcPr>
             <w:tcW w:w="2000" w:type="dxa"/>
@@ -6059,12 +5985,6 @@
         </w:tc>
       </w:tr>
       <w:tr>
-        <w:tblPrEx>
-          <w:tblCellMar>
-            <w:top w:w="0" w:type="dxa"/>
-            <w:bottom w:w="0" w:type="dxa"/>
-          </w:tblCellMar>
-        </w:tblPrEx>
         <w:tc>
           <w:tcPr>
             <w:tcW w:w="2000" w:type="dxa"/>
@@ -6308,12 +6228,6 @@
         <w:gridCol w:w="2860"/>
       </w:tblGrid>
       <w:tr>
-        <w:tblPrEx>
-          <w:tblCellMar>
-            <w:top w:w="0" w:type="dxa"/>
-            <w:bottom w:w="0" w:type="dxa"/>
-          </w:tblCellMar>
-        </w:tblPrEx>
         <w:tc>
           <w:tcPr>
             <w:tcW w:w="2500" w:type="dxa"/>
@@ -6406,12 +6320,6 @@
         </w:tc>
       </w:tr>
       <w:tr>
-        <w:tblPrEx>
-          <w:tblCellMar>
-            <w:top w:w="0" w:type="dxa"/>
-            <w:bottom w:w="0" w:type="dxa"/>
-          </w:tblCellMar>
-        </w:tblPrEx>
         <w:tc>
           <w:tcPr>
             <w:tcW w:w="2500" w:type="dxa"/>
@@ -6495,12 +6403,6 @@
         </w:tc>
       </w:tr>
       <w:tr>
-        <w:tblPrEx>
-          <w:tblCellMar>
-            <w:top w:w="0" w:type="dxa"/>
-            <w:bottom w:w="0" w:type="dxa"/>
-          </w:tblCellMar>
-        </w:tblPrEx>
         <w:tc>
           <w:tcPr>
             <w:tcW w:w="2500" w:type="dxa"/>
@@ -6584,12 +6486,6 @@
         </w:tc>
       </w:tr>
       <w:tr>
-        <w:tblPrEx>
-          <w:tblCellMar>
-            <w:top w:w="0" w:type="dxa"/>
-            <w:bottom w:w="0" w:type="dxa"/>
-          </w:tblCellMar>
-        </w:tblPrEx>
         <w:tc>
           <w:tcPr>
             <w:tcW w:w="2500" w:type="dxa"/>
@@ -6674,12 +6570,6 @@
         </w:tc>
       </w:tr>
       <w:tr>
-        <w:tblPrEx>
-          <w:tblCellMar>
-            <w:top w:w="0" w:type="dxa"/>
-            <w:bottom w:w="0" w:type="dxa"/>
-          </w:tblCellMar>
-        </w:tblPrEx>
         <w:tc>
           <w:tcPr>
             <w:tcW w:w="2500" w:type="dxa"/>
@@ -7013,12 +6903,6 @@
         <w:gridCol w:w="4860"/>
       </w:tblGrid>
       <w:tr>
-        <w:tblPrEx>
-          <w:tblCellMar>
-            <w:top w:w="0" w:type="dxa"/>
-            <w:bottom w:w="0" w:type="dxa"/>
-          </w:tblCellMar>
-        </w:tblPrEx>
         <w:tc>
           <w:tcPr>
             <w:tcW w:w="2000" w:type="dxa"/>
@@ -7111,12 +6995,6 @@
         </w:tc>
       </w:tr>
       <w:tr>
-        <w:tblPrEx>
-          <w:tblCellMar>
-            <w:top w:w="0" w:type="dxa"/>
-            <w:bottom w:w="0" w:type="dxa"/>
-          </w:tblCellMar>
-        </w:tblPrEx>
         <w:tc>
           <w:tcPr>
             <w:tcW w:w="2000" w:type="dxa"/>
@@ -7200,12 +7078,6 @@
         </w:tc>
       </w:tr>
       <w:tr>
-        <w:tblPrEx>
-          <w:tblCellMar>
-            <w:top w:w="0" w:type="dxa"/>
-            <w:bottom w:w="0" w:type="dxa"/>
-          </w:tblCellMar>
-        </w:tblPrEx>
         <w:tc>
           <w:tcPr>
             <w:tcW w:w="2000" w:type="dxa"/>
@@ -7289,12 +7161,6 @@
         </w:tc>
       </w:tr>
       <w:tr>
-        <w:tblPrEx>
-          <w:tblCellMar>
-            <w:top w:w="0" w:type="dxa"/>
-            <w:bottom w:w="0" w:type="dxa"/>
-          </w:tblCellMar>
-        </w:tblPrEx>
         <w:tc>
           <w:tcPr>
             <w:tcW w:w="2000" w:type="dxa"/>
@@ -7378,12 +7244,6 @@
         </w:tc>
       </w:tr>
       <w:tr>
-        <w:tblPrEx>
-          <w:tblCellMar>
-            <w:top w:w="0" w:type="dxa"/>
-            <w:bottom w:w="0" w:type="dxa"/>
-          </w:tblCellMar>
-        </w:tblPrEx>
         <w:tc>
           <w:tcPr>
             <w:tcW w:w="2000" w:type="dxa"/>
@@ -7467,12 +7327,6 @@
         </w:tc>
       </w:tr>
       <w:tr>
-        <w:tblPrEx>
-          <w:tblCellMar>
-            <w:top w:w="0" w:type="dxa"/>
-            <w:bottom w:w="0" w:type="dxa"/>
-          </w:tblCellMar>
-        </w:tblPrEx>
         <w:tc>
           <w:tcPr>
             <w:tcW w:w="2000" w:type="dxa"/>
@@ -7558,12 +7412,6 @@
         </w:tc>
       </w:tr>
       <w:tr>
-        <w:tblPrEx>
-          <w:tblCellMar>
-            <w:top w:w="0" w:type="dxa"/>
-            <w:bottom w:w="0" w:type="dxa"/>
-          </w:tblCellMar>
-        </w:tblPrEx>
         <w:tc>
           <w:tcPr>
             <w:tcW w:w="2000" w:type="dxa"/>
@@ -7678,9 +7526,34 @@
           <w:rFonts w:ascii="Courier New" w:eastAsia="Courier New" w:hAnsi="Courier New" w:cs="Courier New"/>
           <w:color w:val="7030A0"/>
         </w:rPr>
-        <w:t>-1/N * Sum[log P(</w:t>
+        <w:t xml:space="preserve">-1/N * </w:t>
+      </w:r>
+      <w:proofErr w:type="gramStart"/>
+      <w:r>
+        <w:rPr>
+          <w:rFonts w:ascii="Courier New" w:eastAsia="Courier New" w:hAnsi="Courier New" w:cs="Courier New"/>
+          <w:color w:val="7030A0"/>
+        </w:rPr>
+        <w:t>Sum[</w:t>
+      </w:r>
+      <w:proofErr w:type="gramEnd"/>
+      <w:r>
+        <w:rPr>
+          <w:rFonts w:ascii="Courier New" w:eastAsia="Courier New" w:hAnsi="Courier New" w:cs="Courier New"/>
+          <w:color w:val="7030A0"/>
+        </w:rPr>
+        <w:t xml:space="preserve">log </w:t>
+      </w:r>
+      <w:proofErr w:type="gramStart"/>
+      <w:r>
+        <w:rPr>
+          <w:rFonts w:ascii="Courier New" w:eastAsia="Courier New" w:hAnsi="Courier New" w:cs="Courier New"/>
+          <w:color w:val="7030A0"/>
+        </w:rPr>
+        <w:t>P(</w:t>
       </w:r>
       <w:proofErr w:type="spellStart"/>
+      <w:proofErr w:type="gramEnd"/>
       <w:r>
         <w:rPr>
           <w:rFonts w:ascii="Courier New" w:eastAsia="Courier New" w:hAnsi="Courier New" w:cs="Courier New"/>
@@ -7694,7 +7567,23 @@
           <w:rFonts w:ascii="Courier New" w:eastAsia="Courier New" w:hAnsi="Courier New" w:cs="Courier New"/>
           <w:color w:val="7030A0"/>
         </w:rPr>
-        <w:t xml:space="preserve"> | w_1,...,w_{i-1})])</w:t>
+        <w:t xml:space="preserve"> | w_</w:t>
+      </w:r>
+      <w:proofErr w:type="gramStart"/>
+      <w:r>
+        <w:rPr>
+          <w:rFonts w:ascii="Courier New" w:eastAsia="Courier New" w:hAnsi="Courier New" w:cs="Courier New"/>
+          <w:color w:val="7030A0"/>
+        </w:rPr>
+        <w:t>1,...</w:t>
+      </w:r>
+      <w:proofErr w:type="gramEnd"/>
+      <w:r>
+        <w:rPr>
+          <w:rFonts w:ascii="Courier New" w:eastAsia="Courier New" w:hAnsi="Courier New" w:cs="Courier New"/>
+          <w:color w:val="7030A0"/>
+        </w:rPr>
+        <w:t>,w_{i-1})])</w:t>
       </w:r>
     </w:p>
     <w:p>
@@ -8123,12 +8012,6 @@
         <w:gridCol w:w="4860"/>
       </w:tblGrid>
       <w:tr>
-        <w:tblPrEx>
-          <w:tblCellMar>
-            <w:top w:w="0" w:type="dxa"/>
-            <w:bottom w:w="0" w:type="dxa"/>
-          </w:tblCellMar>
-        </w:tblPrEx>
         <w:tc>
           <w:tcPr>
             <w:tcW w:w="3000" w:type="dxa"/>
@@ -8221,12 +8104,6 @@
         </w:tc>
       </w:tr>
       <w:tr>
-        <w:tblPrEx>
-          <w:tblCellMar>
-            <w:top w:w="0" w:type="dxa"/>
-            <w:bottom w:w="0" w:type="dxa"/>
-          </w:tblCellMar>
-        </w:tblPrEx>
         <w:tc>
           <w:tcPr>
             <w:tcW w:w="3000" w:type="dxa"/>
@@ -8310,12 +8187,6 @@
         </w:tc>
       </w:tr>
       <w:tr>
-        <w:tblPrEx>
-          <w:tblCellMar>
-            <w:top w:w="0" w:type="dxa"/>
-            <w:bottom w:w="0" w:type="dxa"/>
-          </w:tblCellMar>
-        </w:tblPrEx>
         <w:tc>
           <w:tcPr>
             <w:tcW w:w="3000" w:type="dxa"/>
@@ -8401,12 +8272,6 @@
         </w:tc>
       </w:tr>
       <w:tr>
-        <w:tblPrEx>
-          <w:tblCellMar>
-            <w:top w:w="0" w:type="dxa"/>
-            <w:bottom w:w="0" w:type="dxa"/>
-          </w:tblCellMar>
-        </w:tblPrEx>
         <w:tc>
           <w:tcPr>
             <w:tcW w:w="3000" w:type="dxa"/>
@@ -8490,12 +8355,6 @@
         </w:tc>
       </w:tr>
       <w:tr>
-        <w:tblPrEx>
-          <w:tblCellMar>
-            <w:top w:w="0" w:type="dxa"/>
-            <w:bottom w:w="0" w:type="dxa"/>
-          </w:tblCellMar>
-        </w:tblPrEx>
         <w:tc>
           <w:tcPr>
             <w:tcW w:w="3000" w:type="dxa"/>
@@ -8581,12 +8440,6 @@
         </w:tc>
       </w:tr>
       <w:tr>
-        <w:tblPrEx>
-          <w:tblCellMar>
-            <w:top w:w="0" w:type="dxa"/>
-            <w:bottom w:w="0" w:type="dxa"/>
-          </w:tblCellMar>
-        </w:tblPrEx>
         <w:tc>
           <w:tcPr>
             <w:tcW w:w="3000" w:type="dxa"/>
@@ -8672,12 +8525,6 @@
         </w:tc>
       </w:tr>
       <w:tr>
-        <w:tblPrEx>
-          <w:tblCellMar>
-            <w:top w:w="0" w:type="dxa"/>
-            <w:bottom w:w="0" w:type="dxa"/>
-          </w:tblCellMar>
-        </w:tblPrEx>
         <w:tc>
           <w:tcPr>
             <w:tcW w:w="3000" w:type="dxa"/>
@@ -8770,12 +8617,6 @@
         </w:tc>
       </w:tr>
       <w:tr>
-        <w:tblPrEx>
-          <w:tblCellMar>
-            <w:top w:w="0" w:type="dxa"/>
-            <w:bottom w:w="0" w:type="dxa"/>
-          </w:tblCellMar>
-        </w:tblPrEx>
         <w:tc>
           <w:tcPr>
             <w:tcW w:w="3000" w:type="dxa"/>
@@ -8870,12 +8711,6 @@
         </w:tc>
       </w:tr>
       <w:tr>
-        <w:tblPrEx>
-          <w:tblCellMar>
-            <w:top w:w="0" w:type="dxa"/>
-            <w:bottom w:w="0" w:type="dxa"/>
-          </w:tblCellMar>
-        </w:tblPrEx>
         <w:tc>
           <w:tcPr>
             <w:tcW w:w="3000" w:type="dxa"/>
@@ -8959,12 +8794,6 @@
         </w:tc>
       </w:tr>
       <w:tr>
-        <w:tblPrEx>
-          <w:tblCellMar>
-            <w:top w:w="0" w:type="dxa"/>
-            <w:bottom w:w="0" w:type="dxa"/>
-          </w:tblCellMar>
-        </w:tblPrEx>
         <w:tc>
           <w:tcPr>
             <w:tcW w:w="3000" w:type="dxa"/>
@@ -9119,12 +8948,6 @@
         <w:gridCol w:w="5860"/>
       </w:tblGrid>
       <w:tr>
-        <w:tblPrEx>
-          <w:tblCellMar>
-            <w:top w:w="0" w:type="dxa"/>
-            <w:bottom w:w="0" w:type="dxa"/>
-          </w:tblCellMar>
-        </w:tblPrEx>
         <w:tc>
           <w:tcPr>
             <w:tcW w:w="3500" w:type="dxa"/>
@@ -9187,12 +9010,6 @@
         </w:tc>
       </w:tr>
       <w:tr>
-        <w:tblPrEx>
-          <w:tblCellMar>
-            <w:top w:w="0" w:type="dxa"/>
-            <w:bottom w:w="0" w:type="dxa"/>
-          </w:tblCellMar>
-        </w:tblPrEx>
         <w:tc>
           <w:tcPr>
             <w:tcW w:w="3500" w:type="dxa"/>
@@ -9261,7 +9078,23 @@
                 <w:sz w:val="20"/>
                 <w:szCs w:val="20"/>
               </w:rPr>
-              <w:t xml:space="preserve">) x log(N / </w:t>
+              <w:t xml:space="preserve">) x </w:t>
+            </w:r>
+            <w:proofErr w:type="gramStart"/>
+            <w:r>
+              <w:rPr>
+                <w:sz w:val="20"/>
+                <w:szCs w:val="20"/>
+              </w:rPr>
+              <w:t>log(</w:t>
+            </w:r>
+            <w:proofErr w:type="gramEnd"/>
+            <w:r>
+              <w:rPr>
+                <w:sz w:val="20"/>
+                <w:szCs w:val="20"/>
+              </w:rPr>
+              <w:t xml:space="preserve">N / </w:t>
             </w:r>
             <w:proofErr w:type="spellStart"/>
             <w:r>
@@ -9283,12 +9116,6 @@
         </w:tc>
       </w:tr>
       <w:tr>
-        <w:tblPrEx>
-          <w:tblCellMar>
-            <w:top w:w="0" w:type="dxa"/>
-            <w:bottom w:w="0" w:type="dxa"/>
-          </w:tblCellMar>
-        </w:tblPrEx>
         <w:tc>
           <w:tcPr>
             <w:tcW w:w="3500" w:type="dxa"/>
@@ -9379,12 +9206,6 @@
         </w:tc>
       </w:tr>
       <w:tr>
-        <w:tblPrEx>
-          <w:tblCellMar>
-            <w:top w:w="0" w:type="dxa"/>
-            <w:bottom w:w="0" w:type="dxa"/>
-          </w:tblCellMar>
-        </w:tblPrEx>
         <w:tc>
           <w:tcPr>
             <w:tcW w:w="3500" w:type="dxa"/>
@@ -9482,12 +9303,6 @@
         </w:tc>
       </w:tr>
       <w:tr>
-        <w:tblPrEx>
-          <w:tblCellMar>
-            <w:top w:w="0" w:type="dxa"/>
-            <w:bottom w:w="0" w:type="dxa"/>
-          </w:tblCellMar>
-        </w:tblPrEx>
         <w:tc>
           <w:tcPr>
             <w:tcW w:w="3500" w:type="dxa"/>
@@ -9578,12 +9393,6 @@
         </w:tc>
       </w:tr>
       <w:tr>
-        <w:tblPrEx>
-          <w:tblCellMar>
-            <w:top w:w="0" w:type="dxa"/>
-            <w:bottom w:w="0" w:type="dxa"/>
-          </w:tblCellMar>
-        </w:tblPrEx>
         <w:tc>
           <w:tcPr>
             <w:tcW w:w="3500" w:type="dxa"/>
@@ -9642,17 +9451,10 @@
                 <w:sz w:val="20"/>
                 <w:szCs w:val="20"/>
               </w:rPr>
-              <w:t>exp(</w:t>
-            </w:r>
+              <w:t>exp(Sum[</w:t>
+            </w:r>
+            <w:proofErr w:type="spellStart"/>
             <w:proofErr w:type="gramEnd"/>
-            <w:r>
-              <w:rPr>
-                <w:sz w:val="20"/>
-                <w:szCs w:val="20"/>
-              </w:rPr>
-              <w:t>Sum[</w:t>
-            </w:r>
-            <w:proofErr w:type="spellStart"/>
             <w:r>
               <w:rPr>
                 <w:sz w:val="20"/>
@@ -9688,12 +9490,6 @@
         </w:tc>
       </w:tr>
       <w:tr>
-        <w:tblPrEx>
-          <w:tblCellMar>
-            <w:top w:w="0" w:type="dxa"/>
-            <w:bottom w:w="0" w:type="dxa"/>
-          </w:tblCellMar>
-        </w:tblPrEx>
         <w:tc>
           <w:tcPr>
             <w:tcW w:w="3500" w:type="dxa"/>
@@ -9750,12 +9546,6 @@
         </w:tc>
       </w:tr>
       <w:tr>
-        <w:tblPrEx>
-          <w:tblCellMar>
-            <w:top w:w="0" w:type="dxa"/>
-            <w:bottom w:w="0" w:type="dxa"/>
-          </w:tblCellMar>
-        </w:tblPrEx>
         <w:tc>
           <w:tcPr>
             <w:tcW w:w="3500" w:type="dxa"/>
@@ -9872,12 +9662,6 @@
         <w:gridCol w:w="5860"/>
       </w:tblGrid>
       <w:tr>
-        <w:tblPrEx>
-          <w:tblCellMar>
-            <w:top w:w="0" w:type="dxa"/>
-            <w:bottom w:w="0" w:type="dxa"/>
-          </w:tblCellMar>
-        </w:tblPrEx>
         <w:tc>
           <w:tcPr>
             <w:tcW w:w="3500" w:type="dxa"/>
@@ -9940,12 +9724,6 @@
         </w:tc>
       </w:tr>
       <w:tr>
-        <w:tblPrEx>
-          <w:tblCellMar>
-            <w:top w:w="0" w:type="dxa"/>
-            <w:bottom w:w="0" w:type="dxa"/>
-          </w:tblCellMar>
-        </w:tblPrEx>
         <w:tc>
           <w:tcPr>
             <w:tcW w:w="3500" w:type="dxa"/>
@@ -10018,12 +9796,6 @@
         </w:tc>
       </w:tr>
       <w:tr>
-        <w:tblPrEx>
-          <w:tblCellMar>
-            <w:top w:w="0" w:type="dxa"/>
-            <w:bottom w:w="0" w:type="dxa"/>
-          </w:tblCellMar>
-        </w:tblPrEx>
         <w:tc>
           <w:tcPr>
             <w:tcW w:w="3500" w:type="dxa"/>
@@ -10096,12 +9868,6 @@
         </w:tc>
       </w:tr>
       <w:tr>
-        <w:tblPrEx>
-          <w:tblCellMar>
-            <w:top w:w="0" w:type="dxa"/>
-            <w:bottom w:w="0" w:type="dxa"/>
-          </w:tblCellMar>
-        </w:tblPrEx>
         <w:tc>
           <w:tcPr>
             <w:tcW w:w="3500" w:type="dxa"/>
@@ -10158,12 +9924,6 @@
         </w:tc>
       </w:tr>
       <w:tr>
-        <w:tblPrEx>
-          <w:tblCellMar>
-            <w:top w:w="0" w:type="dxa"/>
-            <w:bottom w:w="0" w:type="dxa"/>
-          </w:tblCellMar>
-        </w:tblPrEx>
         <w:tc>
           <w:tcPr>
             <w:tcW w:w="3500" w:type="dxa"/>
@@ -10238,12 +9998,6 @@
         </w:tc>
       </w:tr>
       <w:tr>
-        <w:tblPrEx>
-          <w:tblCellMar>
-            <w:top w:w="0" w:type="dxa"/>
-            <w:bottom w:w="0" w:type="dxa"/>
-          </w:tblCellMar>
-        </w:tblPrEx>
         <w:tc>
           <w:tcPr>
             <w:tcW w:w="3500" w:type="dxa"/>
@@ -10316,12 +10070,6 @@
         </w:tc>
       </w:tr>
       <w:tr>
-        <w:tblPrEx>
-          <w:tblCellMar>
-            <w:top w:w="0" w:type="dxa"/>
-            <w:bottom w:w="0" w:type="dxa"/>
-          </w:tblCellMar>
-        </w:tblPrEx>
         <w:tc>
           <w:tcPr>
             <w:tcW w:w="3500" w:type="dxa"/>
@@ -10378,12 +10126,6 @@
         </w:tc>
       </w:tr>
       <w:tr>
-        <w:tblPrEx>
-          <w:tblCellMar>
-            <w:top w:w="0" w:type="dxa"/>
-            <w:bottom w:w="0" w:type="dxa"/>
-          </w:tblCellMar>
-        </w:tblPrEx>
         <w:tc>
           <w:tcPr>
             <w:tcW w:w="3500" w:type="dxa"/>
@@ -10476,7 +10218,7 @@
 </file>
 
 <file path=word/numbering.xml><?xml version="1.0" encoding="utf-8"?>
-<w:numbering xmlns:wpc="http://schemas.microsoft.com/office/word/2010/wordprocessingCanvas" xmlns:cx="http://schemas.microsoft.com/office/drawing/2014/chartex" xmlns:cx1="http://schemas.microsoft.com/office/drawing/2015/9/8/chartex" xmlns:cx2="http://schemas.microsoft.com/office/drawing/2015/10/21/chartex" xmlns:cx3="http://schemas.microsoft.com/office/drawing/2016/5/9/chartex" xmlns:cx4="http://schemas.microsoft.com/office/drawing/2016/5/10/chartex" xmlns:cx5="http://schemas.microsoft.com/office/drawing/2016/5/11/chartex" xmlns:cx6="http://schemas.microsoft.com/office/drawing/2016/5/12/chartex" xmlns:cx7="http://schemas.microsoft.com/office/drawing/2016/5/13/chartex" xmlns:cx8="http://schemas.microsoft.com/office/drawing/2016/5/14/chartex" xmlns:mc="http://schemas.openxmlformats.org/markup-compatibility/2006" xmlns:aink="http://schemas.microsoft.com/office/drawing/2016/ink" xmlns:am3d="http://schemas.microsoft.com/office/drawing/2017/model3d" xmlns:o="urn:schemas-microsoft-com:office:office" xmlns:oel="http://schemas.microsoft.com/office/2019/extlst" xmlns:r="http://schemas.openxmlformats.org/officeDocument/2006/relationships" xmlns:m="http://schemas.openxmlformats.org/officeDocument/2006/math" xmlns:v="urn:schemas-microsoft-com:vml" xmlns:wp14="http://schemas.microsoft.com/office/word/2010/wordprocessingDrawing" xmlns:wp="http://schemas.openxmlformats.org/drawingml/2006/wordprocessingDrawing" xmlns:w10="urn:schemas-microsoft-com:office:word" xmlns:w="http://schemas.openxmlformats.org/wordprocessingml/2006/main" xmlns:w14="http://schemas.microsoft.com/office/word/2010/wordml" xmlns:w15="http://schemas.microsoft.com/office/word/2012/wordml" xmlns:w16cex="http://schemas.microsoft.com/office/word/2018/wordml/cex" xmlns:w16cid="http://schemas.microsoft.com/office/word/2016/wordml/cid" xmlns:w16="http://schemas.microsoft.com/office/word/2018/wordml" xmlns:w16sdtdh="http://schemas.microsoft.com/office/word/2020/wordml/sdtdatahash" xmlns:w16se="http://schemas.microsoft.com/office/word/2015/wordml/symex" xmlns:wpg="http://schemas.microsoft.com/office/word/2010/wordprocessingGroup" xmlns:wpi="http://schemas.microsoft.com/office/word/2010/wordprocessingInk" xmlns:wne="http://schemas.microsoft.com/office/word/2006/wordml" xmlns:wps="http://schemas.microsoft.com/office/word/2010/wordprocessingShape" mc:Ignorable="w14 w15 w16se w16cid w16 w16cex w16sdtdh wp14">
+<w:numbering xmlns:wpc="http://schemas.microsoft.com/office/word/2010/wordprocessingCanvas" xmlns:cx="http://schemas.microsoft.com/office/drawing/2014/chartex" xmlns:cx1="http://schemas.microsoft.com/office/drawing/2015/9/8/chartex" xmlns:cx2="http://schemas.microsoft.com/office/drawing/2015/10/21/chartex" xmlns:cx3="http://schemas.microsoft.com/office/drawing/2016/5/9/chartex" xmlns:cx4="http://schemas.microsoft.com/office/drawing/2016/5/10/chartex" xmlns:cx5="http://schemas.microsoft.com/office/drawing/2016/5/11/chartex" xmlns:cx6="http://schemas.microsoft.com/office/drawing/2016/5/12/chartex" xmlns:cx7="http://schemas.microsoft.com/office/drawing/2016/5/13/chartex" xmlns:cx8="http://schemas.microsoft.com/office/drawing/2016/5/14/chartex" xmlns:mc="http://schemas.openxmlformats.org/markup-compatibility/2006" xmlns:aink="http://schemas.microsoft.com/office/drawing/2016/ink" xmlns:am3d="http://schemas.microsoft.com/office/drawing/2017/model3d" xmlns:o="urn:schemas-microsoft-com:office:office" xmlns:oel="http://schemas.microsoft.com/office/2019/extlst" xmlns:r="http://schemas.openxmlformats.org/officeDocument/2006/relationships" xmlns:m="http://schemas.openxmlformats.org/officeDocument/2006/math" xmlns:v="urn:schemas-microsoft-com:vml" xmlns:wp14="http://schemas.microsoft.com/office/word/2010/wordprocessingDrawing" xmlns:wp="http://schemas.openxmlformats.org/drawingml/2006/wordprocessingDrawing" xmlns:w10="urn:schemas-microsoft-com:office:word" xmlns:w="http://schemas.openxmlformats.org/wordprocessingml/2006/main" xmlns:w14="http://schemas.microsoft.com/office/word/2010/wordml" xmlns:w15="http://schemas.microsoft.com/office/word/2012/wordml" xmlns:w16cex="http://schemas.microsoft.com/office/word/2018/wordml/cex" xmlns:w16cid="http://schemas.microsoft.com/office/word/2016/wordml/cid" xmlns:w16="http://schemas.microsoft.com/office/word/2018/wordml" xmlns:w16du="http://schemas.microsoft.com/office/word/2023/wordml/word16du" xmlns:w16sdtdh="http://schemas.microsoft.com/office/word/2020/wordml/sdtdatahash" xmlns:w16sdtfl="http://schemas.microsoft.com/office/word/2024/wordml/sdtformatlock" xmlns:w16se="http://schemas.microsoft.com/office/word/2015/wordml/symex" xmlns:wpg="http://schemas.microsoft.com/office/word/2010/wordprocessingGroup" xmlns:wpi="http://schemas.microsoft.com/office/word/2010/wordprocessingInk" xmlns:wne="http://schemas.microsoft.com/office/word/2006/wordml" xmlns:wps="http://schemas.microsoft.com/office/word/2010/wordprocessingShape" mc:Ignorable="w14 w15 w16se w16cid w16 w16cex w16sdtdh w16sdtfl w16du wp14">
   <w:abstractNum w:abstractNumId="0" w15:restartNumberingAfterBreak="0">
     <w:nsid w:val="490C27BE"/>
     <w:multiLevelType w:val="hybridMultilevel"/>
@@ -10637,7 +10379,7 @@
 </file>
 
 <file path=word/styles.xml><?xml version="1.0" encoding="utf-8"?>
-<w:styles xmlns:mc="http://schemas.openxmlformats.org/markup-compatibility/2006" xmlns:r="http://schemas.openxmlformats.org/officeDocument/2006/relationships" xmlns:w="http://schemas.openxmlformats.org/wordprocessingml/2006/main" xmlns:w14="http://schemas.microsoft.com/office/word/2010/wordml" xmlns:w15="http://schemas.microsoft.com/office/word/2012/wordml" xmlns:w16cex="http://schemas.microsoft.com/office/word/2018/wordml/cex" xmlns:w16cid="http://schemas.microsoft.com/office/word/2016/wordml/cid" xmlns:w16="http://schemas.microsoft.com/office/word/2018/wordml" xmlns:w16sdtdh="http://schemas.microsoft.com/office/word/2020/wordml/sdtdatahash" xmlns:w16se="http://schemas.microsoft.com/office/word/2015/wordml/symex" mc:Ignorable="w14 w15 w16se w16cid w16 w16cex w16sdtdh">
+<w:styles xmlns:mc="http://schemas.openxmlformats.org/markup-compatibility/2006" xmlns:r="http://schemas.openxmlformats.org/officeDocument/2006/relationships" xmlns:w="http://schemas.openxmlformats.org/wordprocessingml/2006/main" xmlns:w14="http://schemas.microsoft.com/office/word/2010/wordml" xmlns:w15="http://schemas.microsoft.com/office/word/2012/wordml" xmlns:w16cex="http://schemas.microsoft.com/office/word/2018/wordml/cex" xmlns:w16cid="http://schemas.microsoft.com/office/word/2016/wordml/cid" xmlns:w16="http://schemas.microsoft.com/office/word/2018/wordml" xmlns:w16du="http://schemas.microsoft.com/office/word/2023/wordml/word16du" xmlns:w16sdtdh="http://schemas.microsoft.com/office/word/2020/wordml/sdtdatahash" xmlns:w16sdtfl="http://schemas.microsoft.com/office/word/2024/wordml/sdtformatlock" xmlns:w16se="http://schemas.microsoft.com/office/word/2015/wordml/symex" mc:Ignorable="w14 w15 w16se w16cid w16 w16cex w16sdtdh w16sdtfl w16du">
   <w:docDefaults>
     <w:rPrDefault>
       <w:rPr>
